--- a/apps/api/templates/Программа ИЭИ актуальная.docx
+++ b/apps/api/templates/Программа ИЭИ актуальная.docx
@@ -5913,7 +5913,7 @@
                 <w:i/>
                 <w:lang w:val="ru-RU" w:eastAsia="ru-RU"/>
               </w:rPr>
-              <w:t>Участок изысканий относится к</w:t>
+              <w:t xml:space="preserve">Участок изысканий относится к </w:t>
             </w:r>
             <w:r>
               <w:rPr>
@@ -5950,7 +5950,7 @@
                 <w:i/>
                 <w:lang w:val="ru-RU" w:eastAsia="ru-RU"/>
               </w:rPr>
-              <w:t>Участок изысканий относится к</w:t>
+              <w:t xml:space="preserve">Участок изысканий относится к </w:t>
             </w:r>
             <w:r>
               <w:rPr>
@@ -5987,7 +5987,7 @@
                 <w:i/>
                 <w:lang w:val="ru-RU" w:eastAsia="ru-RU"/>
               </w:rPr>
-              <w:t>Участок изысканий относится к</w:t>
+              <w:t xml:space="preserve">Участок изысканий относится к </w:t>
             </w:r>
             <w:r>
               <w:rPr>
@@ -6025,7 +6025,7 @@
                 <w:sz w:val="24"/>
                 <w:szCs w:val="24"/>
               </w:rPr>
-              <w:t>Участок изысканий относится к</w:t>
+              <w:t xml:space="preserve">Участок изысканий относится к </w:t>
             </w:r>
             <w:r>
               <w:rPr>
@@ -6035,7 +6035,29 @@
                 <w:sz w:val="24"/>
                 <w:szCs w:val="24"/>
               </w:rPr>
-              <w:t>Царицынскому коренному ландшафту Теплостанской возвышенности Москворецко-Окской физико-географической провинции</w:t>
+              <w:t>Царицынскому коренному ландшафту Теплостанской возвышенности Москворецко-Окской физико-географической провинции.</w:t>
+            </w:r>
+          </w:p>
+          <w:p>
+            <w:pPr>
+              <w:ind w:right="15"/>
+              <w:jc w:val="both"/>
+              <w:rPr>
+                <w:bCs/>
+                <w:i/>
+                <w:sz w:val="24"/>
+                <w:szCs w:val="24"/>
+              </w:rPr>
+            </w:pPr>
+            <w:r>
+              <w:rPr>
+                <w:bCs/>
+                <w:i/>
+                <w:color w:val="000000"/>
+                <w:sz w:val="24"/>
+                <w:szCs w:val="24"/>
+              </w:rPr>
+              <w:t>Участок изысканий относится к Мещёрской озёрно-ледниковой низменной равнине. Эта территория представляет собой пологое водораздельное пространство между реками Москвой и Клязьмой к востоку от Яузы.</w:t>
             </w:r>
           </w:p>
           <w:p>
@@ -6153,7 +6175,7 @@
                 <w:sz w:val="24"/>
                 <w:szCs w:val="24"/>
               </w:rPr>
-              <w:t>по схематической карте климатического районирования для строительства Московский регион относится к IIВ климатической зоне;</w:t>
+              <w:t xml:space="preserve">по схематической карте климатического районирования для строительства Московский регион относится к IIВ климатической зоне; среднегодовая температура воздуха – +5,5ºС, минимальная среднемесячная температура воздуха наблюдается в январе – -7,9ºС, максимальная в июле +18,8 ºС.</w:t>
             </w:r>
             <w:r>
               <w:rPr>
@@ -6166,7 +6188,7 @@
                 <w:szCs w:val="24"/>
                 <w:highlight w:val="yellow"/>
               </w:rPr>
-              <w:t>Москва</w:t>
+              <w:t/>
             </w:r>
             <w:r>
               <w:rPr>
@@ -6177,7 +6199,7 @@
                 <w:sz w:val="24"/>
                 <w:szCs w:val="24"/>
               </w:rPr>
-              <w:t>среднегодовая температура воздуха –</w:t>
+              <w:t/>
             </w:r>
             <w:r>
               <w:rPr>
@@ -6189,7 +6211,7 @@
                 <w:szCs w:val="24"/>
                 <w:highlight w:val="green"/>
               </w:rPr>
-              <w:t>+5,9</w:t>
+              <w:t/>
             </w:r>
             <w:r>
               <w:rPr>
@@ -6200,7 +6222,7 @@
                 <w:sz w:val="24"/>
                 <w:szCs w:val="24"/>
               </w:rPr>
-              <w:t xml:space="preserve"> ºС, минимальная среднемесячная температура воздуха наблюдается в январе –</w:t>
+              <w:t xml:space="preserve"/>
             </w:r>
             <w:r>
               <w:rPr>
@@ -6212,7 +6234,7 @@
                 <w:szCs w:val="24"/>
                 <w:highlight w:val="green"/>
               </w:rPr>
-              <w:t>-7,0</w:t>
+              <w:t/>
             </w:r>
             <w:r>
               <w:rPr>
@@ -6223,7 +6245,7 @@
                 <w:sz w:val="24"/>
                 <w:szCs w:val="24"/>
               </w:rPr>
-              <w:t xml:space="preserve">  ºС, максимальная в июле</w:t>
+              <w:t xml:space="preserve"/>
             </w:r>
             <w:r>
               <w:rPr>
@@ -6235,7 +6257,7 @@
                 <w:szCs w:val="24"/>
                 <w:highlight w:val="green"/>
               </w:rPr>
-              <w:t>+19,2</w:t>
+              <w:t/>
             </w:r>
             <w:r>
               <w:rPr>
@@ -6246,7 +6268,7 @@
                 <w:sz w:val="24"/>
                 <w:szCs w:val="24"/>
               </w:rPr>
-              <w:t xml:space="preserve">  ºС.</w:t>
+              <w:t xml:space="preserve"/>
             </w:r>
           </w:p>
           <w:p>
@@ -6333,7 +6355,7 @@
                 <w:sz w:val="24"/>
                 <w:szCs w:val="24"/>
               </w:rPr>
-              <w:t>суммарное количество осадков за год – 690 мм.</w:t>
+              <w:t>суммарное количество осадков за год – 713 мм.</w:t>
             </w:r>
           </w:p>
         </w:tc>
@@ -20911,11 +20933,10 @@
             </w:pPr>
             <w:r>
               <w:rPr>
-                <w:bCs/>
-                <w:i/>
-                <w:color w:val="000000"/>
-                <w:sz w:val="24"/>
-                <w:szCs w:val="24"/>
+                <w:i/>
+                <w:sz w:val="24"/>
+                <w:szCs w:val="24"/>
+                <w:rFonts w:ascii="Times New Roman" w:hAnsi="Times New Roman" w:cs="Times New Roman"/>
               </w:rPr>
               <w:t>Нет данных о наличии участков с ранее выявленным загрязнением окружающей среды.</w:t>
             </w:r>
@@ -20930,12 +20951,24 @@
               <w:ind w:left="0"/>
               <w:jc w:val="both"/>
               <w:rPr>
-                <w:i/>
-                <w:sz w:val="24"/>
-                <w:szCs w:val="24"/>
-                <w:highlight w:val="yellow"/>
-              </w:rPr>
-            </w:pPr>
+                <w:bCs/>
+                <w:i/>
+                <w:color w:val="000000"/>
+                <w:sz w:val="24"/>
+                <w:szCs w:val="24"/>
+              </w:rPr>
+            </w:pPr>
+            <w:r>
+              <w:rPr>
+                <w:b/>
+                <w:i/>
+                <w:lang w:val="ru-RU" w:eastAsia="ru-RU"/>
+                <w:rFonts w:ascii="Times New Roman" w:hAnsi="Times New Roman" w:cs="Times New Roman"/>
+                <w:sz w:val="24"/>
+                <w:szCs w:val="24"/>
+              </w:rPr>
+              <w:t>Объекты культурного наследия:</w:t>
+            </w:r>
           </w:p>
           <w:p>
             <w:pPr>
@@ -20947,19 +20980,23 @@
               <w:ind w:left="0"/>
               <w:jc w:val="both"/>
               <w:rPr>
-                <w:i/>
-                <w:sz w:val="24"/>
-                <w:szCs w:val="24"/>
-              </w:rPr>
-            </w:pPr>
-            <w:r>
-              <w:rPr>
-                <w:i/>
-                <w:sz w:val="24"/>
-                <w:szCs w:val="24"/>
+                <w:bCs/>
+                <w:i/>
+                <w:color w:val="000000"/>
+                <w:sz w:val="24"/>
+                <w:szCs w:val="24"/>
+              </w:rPr>
+            </w:pPr>
+            <w:r>
+              <w:rPr>
+                <w:i/>
                 <w:highlight w:val="yellow"/>
-              </w:rPr>
-              <w:t>Объектов культурного наследия федерального и регионального значения, объектов, обладающих признаками объектов культурного наследия, зон санитарной охраны источников водопользования, санитарно-защитных зон на обследуемой территории не имеется. ООПТ федерального, регионального значения и иные ограничения природопользования в районе расположения объекта отсутствуют.</w:t>
+                <w:lang w:val="ru-RU" w:eastAsia="ru-RU"/>
+                <w:rFonts w:ascii="Times New Roman" w:hAnsi="Times New Roman" w:cs="Times New Roman"/>
+                <w:sz w:val="24"/>
+                <w:szCs w:val="24"/>
+              </w:rPr>
+              <w:t>Объекты культурного наследия федерального и регионального значения, выявленные объекты культурного наследия и объекты, обладающие признаками объектов культурного наследия, зоны охраны объектов культурного наследия на обследуемой территории и вблизи отсутствуют.</w:t>
             </w:r>
           </w:p>
           <w:p>
@@ -20972,19 +21009,504 @@
               <w:ind w:left="0"/>
               <w:jc w:val="both"/>
               <w:rPr>
-                <w:i/>
-                <w:sz w:val="24"/>
-                <w:szCs w:val="24"/>
-              </w:rPr>
-            </w:pPr>
-            <w:r>
-              <w:rPr>
-                <w:i/>
-                <w:sz w:val="24"/>
-                <w:szCs w:val="24"/>
-                <w:highlight w:val="cyan"/>
-              </w:rPr>
-              <w:t>Территория обследования расположена в водоохранной зоне и прибрежной защитной полосе р.Москвы (Кожуховский затон).</w:t>
+                <w:bCs/>
+                <w:i/>
+                <w:color w:val="000000"/>
+                <w:sz w:val="24"/>
+                <w:szCs w:val="24"/>
+              </w:rPr>
+            </w:pPr>
+            <w:r>
+              <w:rPr>
+                <w:b/>
+                <w:i/>
+                <w:lang w:val="ru-RU" w:eastAsia="ru-RU"/>
+                <w:rFonts w:ascii="Times New Roman" w:hAnsi="Times New Roman" w:cs="Times New Roman"/>
+                <w:sz w:val="24"/>
+                <w:szCs w:val="24"/>
+              </w:rPr>
+              <w:t>Особо охраняемые природные территории и особо охраняемые зеленые территории:</w:t>
+            </w:r>
+          </w:p>
+          <w:p>
+            <w:pPr>
+              <w:pStyle w:val="14"/>
+              <w:tabs>
+                <w:tab w:val="left" w:pos="1860"/>
+              </w:tabs>
+              <w:spacing w:after="0"/>
+              <w:ind w:left="0"/>
+              <w:jc w:val="both"/>
+              <w:rPr>
+                <w:bCs/>
+                <w:i/>
+                <w:color w:val="000000"/>
+                <w:sz w:val="24"/>
+                <w:szCs w:val="24"/>
+              </w:rPr>
+            </w:pPr>
+            <w:r>
+              <w:rPr>
+                <w:i/>
+                <w:highlight w:val="yellow"/>
+                <w:lang w:val="ru-RU" w:eastAsia="ru-RU"/>
+                <w:rFonts w:ascii="Times New Roman" w:hAnsi="Times New Roman" w:cs="Times New Roman"/>
+                <w:sz w:val="24"/>
+                <w:szCs w:val="24"/>
+              </w:rPr>
+              <w:t>ООПТ и ООЗТ федерального и регионального значения на обследуемой территории и вблизи отсутствуют.</w:t>
+            </w:r>
+          </w:p>
+          <w:p>
+            <w:pPr>
+              <w:pStyle w:val="14"/>
+              <w:tabs>
+                <w:tab w:val="left" w:pos="1860"/>
+              </w:tabs>
+              <w:spacing w:after="0"/>
+              <w:ind w:left="0"/>
+              <w:jc w:val="both"/>
+              <w:rPr>
+                <w:bCs/>
+                <w:i/>
+                <w:color w:val="000000"/>
+                <w:sz w:val="24"/>
+                <w:szCs w:val="24"/>
+              </w:rPr>
+            </w:pPr>
+            <w:r>
+              <w:rPr>
+                <w:i/>
+                <w:highlight w:val="green"/>
+                <w:lang w:val="ru-RU" w:eastAsia="ru-RU"/>
+                <w:rFonts w:ascii="Times New Roman" w:hAnsi="Times New Roman" w:cs="Times New Roman"/>
+                <w:sz w:val="24"/>
+                <w:szCs w:val="24"/>
+              </w:rPr>
+              <w:t>К северу от участка изысканий располагается территория охраняемого природного ландшафта (см. рисунок 7.2), территория планируемого к созданию ООПТ: Ландшафтный заказник «Лес на реке Самородинке» (западный участок).</w:t>
+            </w:r>
+          </w:p>
+          <w:p>
+            <w:pPr>
+              <w:pStyle w:val="14"/>
+              <w:tabs>
+                <w:tab w:val="left" w:pos="1860"/>
+              </w:tabs>
+              <w:spacing w:after="0"/>
+              <w:ind w:left="0"/>
+              <w:jc w:val="both"/>
+              <w:rPr>
+                <w:bCs/>
+                <w:i/>
+                <w:color w:val="000000"/>
+                <w:sz w:val="24"/>
+                <w:szCs w:val="24"/>
+              </w:rPr>
+            </w:pPr>
+            <w:r>
+              <w:rPr>
+                <w:b/>
+                <w:i/>
+                <w:lang w:val="ru-RU" w:eastAsia="ru-RU"/>
+                <w:rFonts w:ascii="Times New Roman" w:hAnsi="Times New Roman" w:cs="Times New Roman"/>
+                <w:sz w:val="24"/>
+                <w:szCs w:val="24"/>
+              </w:rPr>
+              <w:t>Природные комплексы:</w:t>
+            </w:r>
+          </w:p>
+          <w:p>
+            <w:pPr>
+              <w:pStyle w:val="14"/>
+              <w:tabs>
+                <w:tab w:val="left" w:pos="1860"/>
+              </w:tabs>
+              <w:spacing w:after="0"/>
+              <w:ind w:left="0"/>
+              <w:jc w:val="both"/>
+              <w:rPr>
+                <w:bCs/>
+                <w:i/>
+                <w:color w:val="000000"/>
+                <w:sz w:val="24"/>
+                <w:szCs w:val="24"/>
+              </w:rPr>
+            </w:pPr>
+            <w:r>
+              <w:rPr>
+                <w:i/>
+                <w:highlight w:val="yellow"/>
+                <w:lang w:val="ru-RU" w:eastAsia="ru-RU"/>
+                <w:rFonts w:ascii="Times New Roman" w:hAnsi="Times New Roman" w:cs="Times New Roman"/>
+                <w:sz w:val="24"/>
+                <w:szCs w:val="24"/>
+              </w:rPr>
+              <w:t>Природные комплексы на обследуемой территории и вблизи отсутствуют.</w:t>
+            </w:r>
+          </w:p>
+          <w:p>
+            <w:pPr>
+              <w:pStyle w:val="14"/>
+              <w:tabs>
+                <w:tab w:val="left" w:pos="1860"/>
+              </w:tabs>
+              <w:spacing w:after="0"/>
+              <w:ind w:left="0"/>
+              <w:jc w:val="both"/>
+              <w:rPr>
+                <w:bCs/>
+                <w:i/>
+                <w:color w:val="000000"/>
+                <w:sz w:val="24"/>
+                <w:szCs w:val="24"/>
+              </w:rPr>
+            </w:pPr>
+            <w:r>
+              <w:rPr>
+                <w:i/>
+                <w:highlight w:val="green"/>
+                <w:lang w:val="ru-RU" w:eastAsia="ru-RU"/>
+                <w:rFonts w:ascii="Times New Roman" w:hAnsi="Times New Roman" w:cs="Times New Roman"/>
+                <w:sz w:val="24"/>
+                <w:szCs w:val="24"/>
+              </w:rPr>
+              <w:t>В 35 м к западу от участка изысканий расположен ПК № 80-ЗАО «Бульвар по Можайскому шоссе» (РРГД 2), на расстоянии около 120 м к югу − ООПТ Природный заказник «Долина реки Сетунь»</w:t>
+            </w:r>
+            <w:r>
+              <w:rPr>
+                <w:i/>
+                <w:lang w:val="ru-RU" w:eastAsia="ru-RU"/>
+                <w:rFonts w:ascii="Times New Roman" w:hAnsi="Times New Roman" w:cs="Times New Roman"/>
+                <w:sz w:val="24"/>
+                <w:szCs w:val="24"/>
+              </w:rPr>
+              <w:t>.</w:t>
+            </w:r>
+          </w:p>
+          <w:p>
+            <w:pPr>
+              <w:pStyle w:val="14"/>
+              <w:tabs>
+                <w:tab w:val="left" w:pos="1860"/>
+              </w:tabs>
+              <w:spacing w:after="0"/>
+              <w:ind w:left="0"/>
+              <w:jc w:val="both"/>
+              <w:rPr>
+                <w:bCs/>
+                <w:i/>
+                <w:color w:val="000000"/>
+                <w:sz w:val="24"/>
+                <w:szCs w:val="24"/>
+              </w:rPr>
+            </w:pPr>
+            <w:r>
+              <w:rPr>
+                <w:b/>
+                <w:i/>
+                <w:lang w:val="ru-RU" w:eastAsia="ru-RU"/>
+                <w:rFonts w:ascii="Times New Roman" w:hAnsi="Times New Roman" w:cs="Times New Roman"/>
+                <w:sz w:val="24"/>
+                <w:szCs w:val="24"/>
+              </w:rPr>
+              <w:t>Санитарно-защитные и водоохранные зоны</w:t>
+            </w:r>
+          </w:p>
+          <w:p>
+            <w:pPr>
+              <w:pStyle w:val="14"/>
+              <w:tabs>
+                <w:tab w:val="left" w:pos="1860"/>
+              </w:tabs>
+              <w:spacing w:after="0"/>
+              <w:ind w:left="0"/>
+              <w:jc w:val="both"/>
+              <w:rPr>
+                <w:bCs/>
+                <w:i/>
+                <w:color w:val="000000"/>
+                <w:sz w:val="24"/>
+                <w:szCs w:val="24"/>
+              </w:rPr>
+            </w:pPr>
+            <w:r>
+              <w:rPr>
+                <w:i/>
+                <w:highlight w:val="yellow"/>
+                <w:lang w:val="ru-RU" w:eastAsia="ru-RU"/>
+                <w:rFonts w:ascii="Times New Roman" w:hAnsi="Times New Roman" w:cs="Times New Roman"/>
+                <w:sz w:val="24"/>
+                <w:szCs w:val="24"/>
+              </w:rPr>
+              <w:t>Водоохранные зоны, прибрежные защитные и береговые полосы в районе участка изысканий отсутствуют (см. рисунок 5.4).</w:t>
+            </w:r>
+          </w:p>
+          <w:p>
+            <w:pPr>
+              <w:pStyle w:val="14"/>
+              <w:tabs>
+                <w:tab w:val="left" w:pos="1860"/>
+              </w:tabs>
+              <w:spacing w:after="0"/>
+              <w:ind w:left="0"/>
+              <w:jc w:val="both"/>
+              <w:rPr>
+                <w:bCs/>
+                <w:i/>
+                <w:color w:val="000000"/>
+                <w:sz w:val="24"/>
+                <w:szCs w:val="24"/>
+              </w:rPr>
+            </w:pPr>
+            <w:r>
+              <w:rPr>
+                <w:i/>
+                <w:highlight w:val="yellow"/>
+                <w:lang w:val="ru-RU" w:eastAsia="ru-RU"/>
+                <w:rFonts w:ascii="Times New Roman" w:hAnsi="Times New Roman" w:cs="Times New Roman"/>
+                <w:sz w:val="24"/>
+                <w:szCs w:val="24"/>
+              </w:rPr>
+              <w:t>Территория обследования расположена в установленных санитарно-защитных зонах, затрагивает охранную зону КЛ 220кВ «Южная – Павелецкая №1, 2» (см. рисунок 7.4). На территории изысканий отсутствуют проектируемые объекты, противоречащие режиму СЗЗ, согласно пп. 5.1 и 5.2 СанПиН 2.2.1/2.1.1.1200-03.</w:t>
+            </w:r>
+          </w:p>
+          <w:p>
+            <w:pPr>
+              <w:pStyle w:val="14"/>
+              <w:tabs>
+                <w:tab w:val="left" w:pos="1860"/>
+              </w:tabs>
+              <w:spacing w:after="0"/>
+              <w:ind w:left="0"/>
+              <w:jc w:val="both"/>
+              <w:rPr>
+                <w:bCs/>
+                <w:i/>
+                <w:color w:val="000000"/>
+                <w:sz w:val="24"/>
+                <w:szCs w:val="24"/>
+              </w:rPr>
+            </w:pPr>
+            <w:r>
+              <w:rPr>
+                <w:b/>
+                <w:i/>
+                <w:lang w:val="ru-RU" w:eastAsia="ru-RU"/>
+                <w:rFonts w:ascii="Times New Roman" w:hAnsi="Times New Roman" w:cs="Times New Roman"/>
+                <w:sz w:val="24"/>
+                <w:szCs w:val="24"/>
+              </w:rPr>
+              <w:t>Зоны санитарной охраны источников водопользования</w:t>
+            </w:r>
+          </w:p>
+          <w:p>
+            <w:pPr>
+              <w:pStyle w:val="14"/>
+              <w:tabs>
+                <w:tab w:val="left" w:pos="1860"/>
+              </w:tabs>
+              <w:spacing w:after="0"/>
+              <w:ind w:left="0"/>
+              <w:jc w:val="both"/>
+              <w:rPr>
+                <w:bCs/>
+                <w:i/>
+                <w:color w:val="000000"/>
+                <w:sz w:val="24"/>
+                <w:szCs w:val="24"/>
+              </w:rPr>
+            </w:pPr>
+            <w:r>
+              <w:rPr>
+                <w:i/>
+                <w:highlight w:val="yellow"/>
+                <w:lang w:val="ru-RU" w:eastAsia="ru-RU"/>
+                <w:rFonts w:ascii="Times New Roman" w:hAnsi="Times New Roman" w:cs="Times New Roman"/>
+                <w:sz w:val="24"/>
+                <w:szCs w:val="24"/>
+              </w:rPr>
+              <w:t>Отсутствуют.</w:t>
+            </w:r>
+            <w:r>
+              <w:rPr>
+                <w:i/>
+                <w:lang w:val="ru-RU" w:eastAsia="ru-RU"/>
+                <w:rFonts w:ascii="Times New Roman" w:hAnsi="Times New Roman" w:cs="Times New Roman"/>
+                <w:sz w:val="24"/>
+                <w:szCs w:val="24"/>
+              </w:rPr>
+              <w:t xml:space="preserve"> </w:t>
+            </w:r>
+          </w:p>
+          <w:p>
+            <w:pPr>
+              <w:pStyle w:val="14"/>
+              <w:tabs>
+                <w:tab w:val="left" w:pos="1860"/>
+              </w:tabs>
+              <w:spacing w:after="0"/>
+              <w:ind w:left="0"/>
+              <w:jc w:val="both"/>
+              <w:rPr>
+                <w:bCs/>
+                <w:i/>
+                <w:color w:val="000000"/>
+                <w:sz w:val="24"/>
+                <w:szCs w:val="24"/>
+              </w:rPr>
+            </w:pPr>
+            <w:r>
+              <w:rPr>
+                <w:i/>
+                <w:highlight w:val="green"/>
+                <w:lang w:val="ru-RU" w:eastAsia="ru-RU"/>
+                <w:rFonts w:ascii="Times New Roman" w:hAnsi="Times New Roman" w:cs="Times New Roman"/>
+                <w:sz w:val="24"/>
+                <w:szCs w:val="24"/>
+              </w:rPr>
+              <w:t>Проектируемый объект находится в пределах 2-го и 3-го пояса ЗСО. Согласно п.3.2.2.2 СанПиН 2.1.4.1110-02 новое строительство, связанное с нарушением почвенного покрова, производится при обязательном согласовании с центром государственного санитарно-эпидемиологического надзора.</w:t>
+            </w:r>
+          </w:p>
+          <w:p>
+            <w:pPr>
+              <w:pStyle w:val="14"/>
+              <w:tabs>
+                <w:tab w:val="left" w:pos="1860"/>
+              </w:tabs>
+              <w:spacing w:after="0"/>
+              <w:ind w:left="0"/>
+              <w:jc w:val="both"/>
+              <w:rPr>
+                <w:bCs/>
+                <w:i/>
+                <w:color w:val="000000"/>
+                <w:sz w:val="24"/>
+                <w:szCs w:val="24"/>
+              </w:rPr>
+            </w:pPr>
+            <w:r>
+              <w:rPr>
+                <w:b/>
+                <w:i/>
+                <w:lang w:val="ru-RU" w:eastAsia="ru-RU"/>
+                <w:rFonts w:ascii="Times New Roman" w:hAnsi="Times New Roman" w:cs="Times New Roman"/>
+                <w:sz w:val="24"/>
+                <w:szCs w:val="24"/>
+              </w:rPr>
+              <w:t>Зоны затопления и подтопления:</w:t>
+            </w:r>
+          </w:p>
+          <w:p>
+            <w:pPr>
+              <w:pStyle w:val="14"/>
+              <w:tabs>
+                <w:tab w:val="left" w:pos="1860"/>
+              </w:tabs>
+              <w:spacing w:after="0"/>
+              <w:ind w:left="0"/>
+              <w:jc w:val="both"/>
+              <w:rPr>
+                <w:bCs/>
+                <w:i/>
+                <w:color w:val="000000"/>
+                <w:sz w:val="24"/>
+                <w:szCs w:val="24"/>
+              </w:rPr>
+            </w:pPr>
+            <w:r>
+              <w:rPr>
+                <w:i/>
+                <w:highlight w:val="yellow"/>
+                <w:lang w:val="ru-RU" w:eastAsia="ru-RU"/>
+                <w:rFonts w:ascii="Times New Roman" w:hAnsi="Times New Roman" w:cs="Times New Roman"/>
+                <w:sz w:val="24"/>
+                <w:szCs w:val="24"/>
+              </w:rPr>
+              <w:t>Отсутствуют.</w:t>
+            </w:r>
+          </w:p>
+          <w:p>
+            <w:pPr>
+              <w:pStyle w:val="14"/>
+              <w:tabs>
+                <w:tab w:val="left" w:pos="1860"/>
+              </w:tabs>
+              <w:spacing w:after="0"/>
+              <w:ind w:left="0"/>
+              <w:jc w:val="both"/>
+              <w:rPr>
+                <w:bCs/>
+                <w:i/>
+                <w:color w:val="000000"/>
+                <w:sz w:val="24"/>
+                <w:szCs w:val="24"/>
+              </w:rPr>
+            </w:pPr>
+            <w:r>
+              <w:rPr>
+                <w:i/>
+                <w:highlight w:val="green"/>
+                <w:lang w:val="ru-RU" w:eastAsia="ru-RU"/>
+                <w:rFonts w:ascii="Times New Roman" w:hAnsi="Times New Roman" w:cs="Times New Roman"/>
+                <w:sz w:val="24"/>
+                <w:szCs w:val="24"/>
+              </w:rPr>
+              <w:t>На всем протяжении участок изысканий находится в зоне затопления, сильного, умеренного и слабого подтопления.</w:t>
+            </w:r>
+          </w:p>
+          <w:p>
+            <w:pPr>
+              <w:pStyle w:val="14"/>
+              <w:tabs>
+                <w:tab w:val="left" w:pos="1860"/>
+              </w:tabs>
+              <w:spacing w:after="0"/>
+              <w:ind w:left="0"/>
+              <w:jc w:val="both"/>
+              <w:rPr>
+                <w:bCs/>
+                <w:i/>
+                <w:color w:val="000000"/>
+                <w:sz w:val="24"/>
+                <w:szCs w:val="24"/>
+              </w:rPr>
+            </w:pPr>
+            <w:r>
+              <w:rPr>
+                <w:i/>
+                <w:lang w:val="ru-RU" w:eastAsia="ru-RU"/>
+                <w:rFonts w:ascii="Times New Roman" w:hAnsi="Times New Roman" w:cs="Times New Roman"/>
+                <w:sz w:val="24"/>
+                <w:szCs w:val="24"/>
+              </w:rPr>
+            </w:r>
+          </w:p>
+          <w:p>
+            <w:pPr>
+              <w:pStyle w:val="14"/>
+              <w:tabs>
+                <w:tab w:val="left" w:pos="1860"/>
+              </w:tabs>
+              <w:spacing w:after="0"/>
+              <w:ind w:left="0"/>
+              <w:jc w:val="both"/>
+              <w:rPr>
+                <w:bCs/>
+                <w:i/>
+                <w:color w:val="000000"/>
+                <w:sz w:val="24"/>
+                <w:szCs w:val="24"/>
+              </w:rPr>
+            </w:pPr>
+            <w:r>
+              <w:rPr>
+                <w:i/>
+                <w:lang w:val="ru-RU" w:eastAsia="ru-RU"/>
+                <w:rFonts w:ascii="Times New Roman" w:hAnsi="Times New Roman" w:cs="Times New Roman"/>
+                <w:sz w:val="24"/>
+                <w:szCs w:val="24"/>
+              </w:rPr>
+              <w:t>Скотомогильники и биотермические ямы, месторождения полезных ископаемых, свалки и полигоны ТБО, кладбища, приаэродромные территории отсутствуют.</w:t>
             </w:r>
           </w:p>
         </w:tc>

--- a/apps/api/templates/Программа ИЭИ актуальная.docx
+++ b/apps/api/templates/Программа ИЭИ актуальная.docx
@@ -6175,100 +6175,7 @@
                 <w:sz w:val="24"/>
                 <w:szCs w:val="24"/>
               </w:rPr>
-              <w:t xml:space="preserve">по схематической карте климатического районирования для строительства Московский регион относится к IIВ климатической зоне; среднегодовая температура воздуха – +5,5ºС, минимальная среднемесячная температура воздуха наблюдается в январе – -7,9ºС, максимальная в июле +18,8 ºС.</w:t>
-            </w:r>
-            <w:r>
-              <w:rPr>
-                <w:rFonts w:ascii="Times New Roman" w:hAnsi="Times New Roman"/>
-                <w:b/>
-                <w:bCs/>
-                <w:i/>
-                <w:color w:val="FF0000"/>
-                <w:sz w:val="24"/>
-                <w:szCs w:val="24"/>
-                <w:highlight w:val="yellow"/>
-              </w:rPr>
-              <w:t/>
-            </w:r>
-            <w:r>
-              <w:rPr>
-                <w:rFonts w:ascii="Times New Roman" w:hAnsi="Times New Roman"/>
-                <w:bCs/>
-                <w:i/>
-                <w:color w:val="FF0000"/>
-                <w:sz w:val="24"/>
-                <w:szCs w:val="24"/>
-              </w:rPr>
-              <w:t/>
-            </w:r>
-            <w:r>
-              <w:rPr>
-                <w:rFonts w:ascii="Times New Roman" w:hAnsi="Times New Roman"/>
-                <w:bCs/>
-                <w:i/>
-                <w:color w:val="FF0000"/>
-                <w:sz w:val="24"/>
-                <w:szCs w:val="24"/>
-                <w:highlight w:val="green"/>
-              </w:rPr>
-              <w:t/>
-            </w:r>
-            <w:r>
-              <w:rPr>
-                <w:rFonts w:ascii="Times New Roman" w:hAnsi="Times New Roman"/>
-                <w:bCs/>
-                <w:i/>
-                <w:color w:val="FF0000"/>
-                <w:sz w:val="24"/>
-                <w:szCs w:val="24"/>
-              </w:rPr>
-              <w:t xml:space="preserve"/>
-            </w:r>
-            <w:r>
-              <w:rPr>
-                <w:rFonts w:ascii="Times New Roman" w:hAnsi="Times New Roman"/>
-                <w:bCs/>
-                <w:i/>
-                <w:color w:val="FF0000"/>
-                <w:sz w:val="24"/>
-                <w:szCs w:val="24"/>
-                <w:highlight w:val="green"/>
-              </w:rPr>
-              <w:t/>
-            </w:r>
-            <w:r>
-              <w:rPr>
-                <w:rFonts w:ascii="Times New Roman" w:hAnsi="Times New Roman"/>
-                <w:bCs/>
-                <w:i/>
-                <w:color w:val="FF0000"/>
-                <w:sz w:val="24"/>
-                <w:szCs w:val="24"/>
-              </w:rPr>
-              <w:t xml:space="preserve"/>
-            </w:r>
-            <w:r>
-              <w:rPr>
-                <w:rFonts w:ascii="Times New Roman" w:hAnsi="Times New Roman"/>
-                <w:bCs/>
-                <w:i/>
-                <w:color w:val="FF0000"/>
-                <w:sz w:val="24"/>
-                <w:szCs w:val="24"/>
-                <w:highlight w:val="green"/>
-              </w:rPr>
-              <w:t/>
-            </w:r>
-            <w:r>
-              <w:rPr>
-                <w:rFonts w:ascii="Times New Roman" w:hAnsi="Times New Roman"/>
-                <w:bCs/>
-                <w:i/>
-                <w:color w:val="FF0000"/>
-                <w:sz w:val="24"/>
-                <w:szCs w:val="24"/>
-              </w:rPr>
-              <w:t xml:space="preserve"/>
+              <w:t>по схематической карте климатического районирования для строительства Московский регион относится к IIВ климатической зоне; среднегодовая температура воздуха – +5,5ºС, минимальная среднемесячная температура воздуха наблюдается в январе – -7,9ºС, максимальная в июле +18,8 ºС.</w:t>
             </w:r>
           </w:p>
           <w:p>
@@ -18153,6 +18060,20 @@
             </w:r>
             <w:r>
               <w:rPr>
+                <w:rFonts w:hint="default"/>
+                <w:bCs/>
+                <w:i/>
+                <w:color w:val="000000"/>
+                <w:sz w:val="24"/>
+                <w:szCs w:val="24"/>
+                <w:lang w:val="ru-RU"/>
+              </w:rPr>
+              <w:t xml:space="preserve"> </w:t>
+            </w:r>
+            <w:bookmarkStart w:id="6" w:name="_GoBack"/>
+            <w:bookmarkEnd w:id="6"/>
+            <w:r>
+              <w:rPr>
                 <w:bCs/>
                 <w:i/>
                 <w:sz w:val="24"/>
@@ -19187,7 +19108,6 @@
                 <w:szCs w:val="24"/>
               </w:rPr>
             </w:pPr>
-            <w:bookmarkStart w:id="6" w:name="_GoBack"/>
             <w:r>
               <w:rPr>
                 <w:rFonts w:hint="default" w:ascii="Times New Roman" w:hAnsi="Times New Roman"/>
@@ -19448,6 +19368,17 @@
                 <w:color w:val="000000"/>
                 <w:sz w:val="24"/>
                 <w:szCs w:val="24"/>
+                <w:lang w:val="ru-RU"/>
+              </w:rPr>
+              <w:t>и</w:t>
+            </w:r>
+            <w:r>
+              <w:rPr>
+                <w:rFonts w:hint="default" w:ascii="Times New Roman" w:hAnsi="Times New Roman"/>
+                <w:i/>
+                <w:color w:val="000000"/>
+                <w:sz w:val="24"/>
+                <w:szCs w:val="24"/>
               </w:rPr>
               <w:t>спользованные документы и материалы;</w:t>
             </w:r>
@@ -19481,7 +19412,6 @@
               <w:t>текстовые приложения (акты отбора проб, протоколы лабораторных исследований и пр.);</w:t>
             </w:r>
           </w:p>
-          <w:bookmarkEnd w:id="6"/>
           <w:p>
             <w:pPr>
               <w:pStyle w:val="28"/>
@@ -20933,10 +20863,10 @@
             </w:pPr>
             <w:r>
               <w:rPr>
-                <w:i/>
-                <w:sz w:val="24"/>
-                <w:szCs w:val="24"/>
                 <w:rFonts w:ascii="Times New Roman" w:hAnsi="Times New Roman" w:cs="Times New Roman"/>
+                <w:i/>
+                <w:sz w:val="24"/>
+                <w:szCs w:val="24"/>
               </w:rPr>
               <w:t>Нет данных о наличии участков с ранее выявленным загрязнением окружающей среды.</w:t>
             </w:r>
@@ -20960,12 +20890,12 @@
             </w:pPr>
             <w:r>
               <w:rPr>
+                <w:rFonts w:ascii="Times New Roman" w:hAnsi="Times New Roman" w:cs="Times New Roman"/>
                 <w:b/>
                 <w:i/>
+                <w:sz w:val="24"/>
+                <w:szCs w:val="24"/>
                 <w:lang w:val="ru-RU" w:eastAsia="ru-RU"/>
-                <w:rFonts w:ascii="Times New Roman" w:hAnsi="Times New Roman" w:cs="Times New Roman"/>
-                <w:sz w:val="24"/>
-                <w:szCs w:val="24"/>
               </w:rPr>
               <w:t>Объекты культурного наследия:</w:t>
             </w:r>
@@ -20989,12 +20919,12 @@
             </w:pPr>
             <w:r>
               <w:rPr>
-                <w:i/>
+                <w:rFonts w:ascii="Times New Roman" w:hAnsi="Times New Roman" w:cs="Times New Roman"/>
+                <w:i/>
+                <w:sz w:val="24"/>
+                <w:szCs w:val="24"/>
                 <w:highlight w:val="yellow"/>
                 <w:lang w:val="ru-RU" w:eastAsia="ru-RU"/>
-                <w:rFonts w:ascii="Times New Roman" w:hAnsi="Times New Roman" w:cs="Times New Roman"/>
-                <w:sz w:val="24"/>
-                <w:szCs w:val="24"/>
               </w:rPr>
               <w:t>Объекты культурного наследия федерального и регионального значения, выявленные объекты культурного наследия и объекты, обладающие признаками объектов культурного наследия, зоны охраны объектов культурного наследия на обследуемой территории и вблизи отсутствуют.</w:t>
             </w:r>
@@ -21018,12 +20948,12 @@
             </w:pPr>
             <w:r>
               <w:rPr>
+                <w:rFonts w:ascii="Times New Roman" w:hAnsi="Times New Roman" w:cs="Times New Roman"/>
                 <w:b/>
                 <w:i/>
+                <w:sz w:val="24"/>
+                <w:szCs w:val="24"/>
                 <w:lang w:val="ru-RU" w:eastAsia="ru-RU"/>
-                <w:rFonts w:ascii="Times New Roman" w:hAnsi="Times New Roman" w:cs="Times New Roman"/>
-                <w:sz w:val="24"/>
-                <w:szCs w:val="24"/>
               </w:rPr>
               <w:t>Особо охраняемые природные территории и особо охраняемые зеленые территории:</w:t>
             </w:r>
@@ -21047,12 +20977,12 @@
             </w:pPr>
             <w:r>
               <w:rPr>
-                <w:i/>
+                <w:rFonts w:ascii="Times New Roman" w:hAnsi="Times New Roman" w:cs="Times New Roman"/>
+                <w:i/>
+                <w:sz w:val="24"/>
+                <w:szCs w:val="24"/>
                 <w:highlight w:val="yellow"/>
                 <w:lang w:val="ru-RU" w:eastAsia="ru-RU"/>
-                <w:rFonts w:ascii="Times New Roman" w:hAnsi="Times New Roman" w:cs="Times New Roman"/>
-                <w:sz w:val="24"/>
-                <w:szCs w:val="24"/>
               </w:rPr>
               <w:t>ООПТ и ООЗТ федерального и регионального значения на обследуемой территории и вблизи отсутствуют.</w:t>
             </w:r>
@@ -21076,12 +21006,12 @@
             </w:pPr>
             <w:r>
               <w:rPr>
-                <w:i/>
+                <w:rFonts w:ascii="Times New Roman" w:hAnsi="Times New Roman" w:cs="Times New Roman"/>
+                <w:i/>
+                <w:sz w:val="24"/>
+                <w:szCs w:val="24"/>
                 <w:highlight w:val="green"/>
                 <w:lang w:val="ru-RU" w:eastAsia="ru-RU"/>
-                <w:rFonts w:ascii="Times New Roman" w:hAnsi="Times New Roman" w:cs="Times New Roman"/>
-                <w:sz w:val="24"/>
-                <w:szCs w:val="24"/>
               </w:rPr>
               <w:t>К северу от участка изысканий располагается территория охраняемого природного ландшафта (см. рисунок 7.2), территория планируемого к созданию ООПТ: Ландшафтный заказник «Лес на реке Самородинке» (западный участок).</w:t>
             </w:r>
@@ -21105,12 +21035,12 @@
             </w:pPr>
             <w:r>
               <w:rPr>
+                <w:rFonts w:ascii="Times New Roman" w:hAnsi="Times New Roman" w:cs="Times New Roman"/>
                 <w:b/>
                 <w:i/>
+                <w:sz w:val="24"/>
+                <w:szCs w:val="24"/>
                 <w:lang w:val="ru-RU" w:eastAsia="ru-RU"/>
-                <w:rFonts w:ascii="Times New Roman" w:hAnsi="Times New Roman" w:cs="Times New Roman"/>
-                <w:sz w:val="24"/>
-                <w:szCs w:val="24"/>
               </w:rPr>
               <w:t>Природные комплексы:</w:t>
             </w:r>
@@ -21134,12 +21064,12 @@
             </w:pPr>
             <w:r>
               <w:rPr>
-                <w:i/>
+                <w:rFonts w:ascii="Times New Roman" w:hAnsi="Times New Roman" w:cs="Times New Roman"/>
+                <w:i/>
+                <w:sz w:val="24"/>
+                <w:szCs w:val="24"/>
                 <w:highlight w:val="yellow"/>
                 <w:lang w:val="ru-RU" w:eastAsia="ru-RU"/>
-                <w:rFonts w:ascii="Times New Roman" w:hAnsi="Times New Roman" w:cs="Times New Roman"/>
-                <w:sz w:val="24"/>
-                <w:szCs w:val="24"/>
               </w:rPr>
               <w:t>Природные комплексы на обследуемой территории и вблизи отсутствуют.</w:t>
             </w:r>
@@ -21163,22 +21093,22 @@
             </w:pPr>
             <w:r>
               <w:rPr>
-                <w:i/>
+                <w:rFonts w:ascii="Times New Roman" w:hAnsi="Times New Roman" w:cs="Times New Roman"/>
+                <w:i/>
+                <w:sz w:val="24"/>
+                <w:szCs w:val="24"/>
                 <w:highlight w:val="green"/>
                 <w:lang w:val="ru-RU" w:eastAsia="ru-RU"/>
+              </w:rPr>
+              <w:t>В 35 м к западу от участка изысканий расположен ПК № 80-ЗАО «Бульвар по Можайскому шоссе» (РРГД 2), на расстоянии около 120 м к югу − ООПТ Природный заказник «Долина реки Сетунь»</w:t>
+            </w:r>
+            <w:r>
+              <w:rPr>
                 <w:rFonts w:ascii="Times New Roman" w:hAnsi="Times New Roman" w:cs="Times New Roman"/>
-                <w:sz w:val="24"/>
-                <w:szCs w:val="24"/>
-              </w:rPr>
-              <w:t>В 35 м к западу от участка изысканий расположен ПК № 80-ЗАО «Бульвар по Можайскому шоссе» (РРГД 2), на расстоянии около 120 м к югу − ООПТ Природный заказник «Долина реки Сетунь»</w:t>
-            </w:r>
-            <w:r>
-              <w:rPr>
-                <w:i/>
+                <w:i/>
+                <w:sz w:val="24"/>
+                <w:szCs w:val="24"/>
                 <w:lang w:val="ru-RU" w:eastAsia="ru-RU"/>
-                <w:rFonts w:ascii="Times New Roman" w:hAnsi="Times New Roman" w:cs="Times New Roman"/>
-                <w:sz w:val="24"/>
-                <w:szCs w:val="24"/>
               </w:rPr>
               <w:t>.</w:t>
             </w:r>
@@ -21202,12 +21132,12 @@
             </w:pPr>
             <w:r>
               <w:rPr>
+                <w:rFonts w:ascii="Times New Roman" w:hAnsi="Times New Roman" w:cs="Times New Roman"/>
                 <w:b/>
                 <w:i/>
+                <w:sz w:val="24"/>
+                <w:szCs w:val="24"/>
                 <w:lang w:val="ru-RU" w:eastAsia="ru-RU"/>
-                <w:rFonts w:ascii="Times New Roman" w:hAnsi="Times New Roman" w:cs="Times New Roman"/>
-                <w:sz w:val="24"/>
-                <w:szCs w:val="24"/>
               </w:rPr>
               <w:t>Санитарно-защитные и водоохранные зоны</w:t>
             </w:r>
@@ -21231,12 +21161,12 @@
             </w:pPr>
             <w:r>
               <w:rPr>
-                <w:i/>
+                <w:rFonts w:ascii="Times New Roman" w:hAnsi="Times New Roman" w:cs="Times New Roman"/>
+                <w:i/>
+                <w:sz w:val="24"/>
+                <w:szCs w:val="24"/>
                 <w:highlight w:val="yellow"/>
                 <w:lang w:val="ru-RU" w:eastAsia="ru-RU"/>
-                <w:rFonts w:ascii="Times New Roman" w:hAnsi="Times New Roman" w:cs="Times New Roman"/>
-                <w:sz w:val="24"/>
-                <w:szCs w:val="24"/>
               </w:rPr>
               <w:t>Водоохранные зоны, прибрежные защитные и береговые полосы в районе участка изысканий отсутствуют (см. рисунок 5.4).</w:t>
             </w:r>
@@ -21260,12 +21190,12 @@
             </w:pPr>
             <w:r>
               <w:rPr>
-                <w:i/>
+                <w:rFonts w:ascii="Times New Roman" w:hAnsi="Times New Roman" w:cs="Times New Roman"/>
+                <w:i/>
+                <w:sz w:val="24"/>
+                <w:szCs w:val="24"/>
                 <w:highlight w:val="yellow"/>
                 <w:lang w:val="ru-RU" w:eastAsia="ru-RU"/>
-                <w:rFonts w:ascii="Times New Roman" w:hAnsi="Times New Roman" w:cs="Times New Roman"/>
-                <w:sz w:val="24"/>
-                <w:szCs w:val="24"/>
               </w:rPr>
               <w:t>Территория обследования расположена в установленных санитарно-защитных зонах, затрагивает охранную зону КЛ 220кВ «Южная – Павелецкая №1, 2» (см. рисунок 7.4). На территории изысканий отсутствуют проектируемые объекты, противоречащие режиму СЗЗ, согласно пп. 5.1 и 5.2 СанПиН 2.2.1/2.1.1.1200-03.</w:t>
             </w:r>
@@ -21289,12 +21219,12 @@
             </w:pPr>
             <w:r>
               <w:rPr>
+                <w:rFonts w:ascii="Times New Roman" w:hAnsi="Times New Roman" w:cs="Times New Roman"/>
                 <w:b/>
                 <w:i/>
+                <w:sz w:val="24"/>
+                <w:szCs w:val="24"/>
                 <w:lang w:val="ru-RU" w:eastAsia="ru-RU"/>
-                <w:rFonts w:ascii="Times New Roman" w:hAnsi="Times New Roman" w:cs="Times New Roman"/>
-                <w:sz w:val="24"/>
-                <w:szCs w:val="24"/>
               </w:rPr>
               <w:t>Зоны санитарной охраны источников водопользования</w:t>
             </w:r>
@@ -21318,22 +21248,22 @@
             </w:pPr>
             <w:r>
               <w:rPr>
-                <w:i/>
+                <w:rFonts w:ascii="Times New Roman" w:hAnsi="Times New Roman" w:cs="Times New Roman"/>
+                <w:i/>
+                <w:sz w:val="24"/>
+                <w:szCs w:val="24"/>
                 <w:highlight w:val="yellow"/>
                 <w:lang w:val="ru-RU" w:eastAsia="ru-RU"/>
+              </w:rPr>
+              <w:t>Отсутствуют.</w:t>
+            </w:r>
+            <w:r>
+              <w:rPr>
                 <w:rFonts w:ascii="Times New Roman" w:hAnsi="Times New Roman" w:cs="Times New Roman"/>
-                <w:sz w:val="24"/>
-                <w:szCs w:val="24"/>
-              </w:rPr>
-              <w:t>Отсутствуют.</w:t>
-            </w:r>
-            <w:r>
-              <w:rPr>
-                <w:i/>
+                <w:i/>
+                <w:sz w:val="24"/>
+                <w:szCs w:val="24"/>
                 <w:lang w:val="ru-RU" w:eastAsia="ru-RU"/>
-                <w:rFonts w:ascii="Times New Roman" w:hAnsi="Times New Roman" w:cs="Times New Roman"/>
-                <w:sz w:val="24"/>
-                <w:szCs w:val="24"/>
               </w:rPr>
               <w:t xml:space="preserve"> </w:t>
             </w:r>
@@ -21357,12 +21287,12 @@
             </w:pPr>
             <w:r>
               <w:rPr>
-                <w:i/>
+                <w:rFonts w:ascii="Times New Roman" w:hAnsi="Times New Roman" w:cs="Times New Roman"/>
+                <w:i/>
+                <w:sz w:val="24"/>
+                <w:szCs w:val="24"/>
                 <w:highlight w:val="green"/>
                 <w:lang w:val="ru-RU" w:eastAsia="ru-RU"/>
-                <w:rFonts w:ascii="Times New Roman" w:hAnsi="Times New Roman" w:cs="Times New Roman"/>
-                <w:sz w:val="24"/>
-                <w:szCs w:val="24"/>
               </w:rPr>
               <w:t>Проектируемый объект находится в пределах 2-го и 3-го пояса ЗСО. Согласно п.3.2.2.2 СанПиН 2.1.4.1110-02 новое строительство, связанное с нарушением почвенного покрова, производится при обязательном согласовании с центром государственного санитарно-эпидемиологического надзора.</w:t>
             </w:r>
@@ -21386,12 +21316,12 @@
             </w:pPr>
             <w:r>
               <w:rPr>
+                <w:rFonts w:ascii="Times New Roman" w:hAnsi="Times New Roman" w:cs="Times New Roman"/>
                 <w:b/>
                 <w:i/>
+                <w:sz w:val="24"/>
+                <w:szCs w:val="24"/>
                 <w:lang w:val="ru-RU" w:eastAsia="ru-RU"/>
-                <w:rFonts w:ascii="Times New Roman" w:hAnsi="Times New Roman" w:cs="Times New Roman"/>
-                <w:sz w:val="24"/>
-                <w:szCs w:val="24"/>
               </w:rPr>
               <w:t>Зоны затопления и подтопления:</w:t>
             </w:r>
@@ -21415,12 +21345,12 @@
             </w:pPr>
             <w:r>
               <w:rPr>
-                <w:i/>
+                <w:rFonts w:ascii="Times New Roman" w:hAnsi="Times New Roman" w:cs="Times New Roman"/>
+                <w:i/>
+                <w:sz w:val="24"/>
+                <w:szCs w:val="24"/>
                 <w:highlight w:val="yellow"/>
                 <w:lang w:val="ru-RU" w:eastAsia="ru-RU"/>
-                <w:rFonts w:ascii="Times New Roman" w:hAnsi="Times New Roman" w:cs="Times New Roman"/>
-                <w:sz w:val="24"/>
-                <w:szCs w:val="24"/>
               </w:rPr>
               <w:t>Отсутствуют.</w:t>
             </w:r>
@@ -21444,12 +21374,12 @@
             </w:pPr>
             <w:r>
               <w:rPr>
-                <w:i/>
+                <w:rFonts w:ascii="Times New Roman" w:hAnsi="Times New Roman" w:cs="Times New Roman"/>
+                <w:i/>
+                <w:sz w:val="24"/>
+                <w:szCs w:val="24"/>
                 <w:highlight w:val="green"/>
                 <w:lang w:val="ru-RU" w:eastAsia="ru-RU"/>
-                <w:rFonts w:ascii="Times New Roman" w:hAnsi="Times New Roman" w:cs="Times New Roman"/>
-                <w:sz w:val="24"/>
-                <w:szCs w:val="24"/>
               </w:rPr>
               <w:t>На всем протяжении участок изысканий находится в зоне затопления, сильного, умеренного и слабого подтопления.</w:t>
             </w:r>
@@ -21471,15 +21401,6 @@
                 <w:szCs w:val="24"/>
               </w:rPr>
             </w:pPr>
-            <w:r>
-              <w:rPr>
-                <w:i/>
-                <w:lang w:val="ru-RU" w:eastAsia="ru-RU"/>
-                <w:rFonts w:ascii="Times New Roman" w:hAnsi="Times New Roman" w:cs="Times New Roman"/>
-                <w:sz w:val="24"/>
-                <w:szCs w:val="24"/>
-              </w:rPr>
-            </w:r>
           </w:p>
           <w:p>
             <w:pPr>
@@ -21500,11 +21421,11 @@
             </w:pPr>
             <w:r>
               <w:rPr>
-                <w:i/>
+                <w:rFonts w:ascii="Times New Roman" w:hAnsi="Times New Roman" w:cs="Times New Roman"/>
+                <w:i/>
+                <w:sz w:val="24"/>
+                <w:szCs w:val="24"/>
                 <w:lang w:val="ru-RU" w:eastAsia="ru-RU"/>
-                <w:rFonts w:ascii="Times New Roman" w:hAnsi="Times New Roman" w:cs="Times New Roman"/>
-                <w:sz w:val="24"/>
-                <w:szCs w:val="24"/>
               </w:rPr>
               <w:t>Скотомогильники и биотермические ямы, месторождения полезных ископаемых, свалки и полигоны ТБО, кладбища, приаэродромные территории отсутствуют.</w:t>
             </w:r>
